--- a/01_documentos/cv-dazaet_galicia_Manchester_ssNMR_SAE-032399.docx
+++ b/01_documentos/cv-dazaet_galicia_Manchester_ssNMR_SAE-032399.docx
@@ -84,7 +84,7 @@
           <w:b w:val="0"/>
           <w:i w:val="0"/>
         </w:rPr>
-        <w:t>Materials chemist trained at the Institute of Chemistry, UNAM, where my PhD used variable-temperature ²H and ¹³C solid-state NMR to measure molecular motion in organic crystals and metal-organic frameworks. I analyse NMR data by lineshape simulation and relaxation analysis and interpret it together with variable-temperature single-crystal and powder X-ray diffraction, thermal analysis and DFT. Author of 14 publications, with collaborators in the Czech Republic, the United States, China and the United Arab Emirates.</w:t>
+        <w:t>Materials chemist trained at the Institute of Chemistry, UNAM, where my PhD used multinuclear solid-state NMR (¹³C, ¹⁹F, ²H, ¹⁵N) on a Bruker 500 MHz spectrometer to measure molecular motion in organic crystals and metal-organic frameworks. I analyse NMR data by lineshape simulation and relaxation analysis and interpret it together with variable-temperature single-crystal and powder X-ray diffraction, thermal analysis and DFT. Author of 14 publications, with collaborators in the Czech Republic, the United States, China and the United Arab Emirates.</w:t>
       </w:r>
     </w:p>
     <w:p>
@@ -146,7 +146,21 @@
           <w:b w:val="0"/>
           <w:i w:val="0"/>
         </w:rPr>
-        <w:t>Acquired and analysed variable-temperature ²H and ¹³C solid-state NMR data to determine rotational dynamics of mobile components in organic crystals and Zr-based MOFs, using spectral (lineshape) simulation and relaxation analysis.</w:t>
+        <w:t>Set up and ran solid-state NMR experiments on a Bruker 500 MHz spectrometer with a double-resonance (¹H/X) MAS probe, including probe tuning and matching of both channels (¹H channel retuned for ¹⁹F): ¹³C CP-MAS with variable contact times, ¹⁹F MAS, variable-temperature ²H and ¹⁵N CP-MAS.</w:t>
+      </w:r>
+    </w:p>
+    <w:p>
+      <w:pPr>
+        <w:pStyle w:val="ListBullet"/>
+        <w:spacing w:after="30"/>
+        <w:ind w:left="255"/>
+      </w:pPr>
+      <w:r>
+        <w:rPr>
+          <w:b w:val="0"/>
+          <w:i w:val="0"/>
+        </w:rPr>
+        <w:t>Determined rotational dynamics of mobile components in organic crystals and Zr-based MOFs by ²H lineshape simulation (NMR WebLab) and analysis of ¹³C T₁ and ¹H/¹⁹F relaxometry data.</w:t>
       </w:r>
     </w:p>
     <w:p>
@@ -339,7 +353,7 @@
           <w:b w:val="0"/>
           <w:i w:val="0"/>
         </w:rPr>
-        <w:t xml:space="preserve"> variable-temperature ²H and ¹³C; lineshape simulation; relaxation analysis; data processing in MestReNova.</w:t>
+        <w:t xml:space="preserve"> Bruker 500 MHz, TopSpin; double-resonance ¹H/X MAS probe tuning and matching; ¹³C CP-MAS (variable contact time), ¹⁹F MAS, variable-temperature ²H, ¹⁵N CP-MAS; ²H lineshape simulation (NMR WebLab); ¹³C T₁ and ¹H/¹⁹F relaxometry analysis; processing in TopSpin and MestReNova.</w:t>
       </w:r>
     </w:p>
     <w:p>
@@ -434,7 +448,7 @@
           <w:b w:val="0"/>
           <w:i w:val="0"/>
         </w:rPr>
-        <w:t xml:space="preserve"> training of students, purchasing and inventory, laboratory organisation and safety.</w:t>
+        <w:t xml:space="preserve"> training of students in laboratory procedures and safety; purchasing, inventory and organisation of a research laboratory.</w:t>
       </w:r>
     </w:p>
     <w:p>
@@ -1901,7 +1915,7 @@
           <w:b w:val="0"/>
           <w:i w:val="0"/>
         </w:rPr>
-        <w:t>, research collaborator. aaron.torres.huerta@ulb.be · (+32) 489 34 15 69</w:t>
+        <w:t>, research collaborator. Universidad Autónoma de Madrid, Spain. aaron.torres.huerta@ulb.be · (+32) 489 34 15 69</w:t>
       </w:r>
     </w:p>
     <w:sectPr>

--- a/01_documentos/cv-dazaet_galicia_Manchester_ssNMR_SAE-032399.docx
+++ b/01_documentos/cv-dazaet_galicia_Manchester_ssNMR_SAE-032399.docx
@@ -195,7 +195,7 @@
           <w:color w:val="1A1A1A"/>
           <w:lang w:val="en-US"/>
         </w:rPr>
-        <w:t xml:space="preserve"> on the design and synthesis of organic and metal-organic framework materials exhibiting dynamics across multiple length scales</w:t>
+        <w:t xml:space="preserve"> on the design and synthesis of organic crystals and metal-organic frameworks exhibiting dynamics from the molecular level to the macroscopic level</w:t>
       </w:r>
       <w:r>
         <w:rPr>
@@ -209,7 +209,7 @@
           <w:color w:val="1A1A1A"/>
           <w:lang w:val="en-US"/>
         </w:rPr>
-        <w:t>from molecular-level rotational motion and photoisomerization to macroscopic phenomena such as crystal flexibility, salient mechanical responses, and single-crystal-to-single-crystal phase transitions.</w:t>
+        <w:t>including rotational motion, photoisomerization, crystal flexibility, salient mechanical responses, and single-crystal-to-single-crystal phase transitions.</w:t>
       </w:r>
       <w:r>
         <w:rPr>
@@ -223,7 +223,7 @@
           <w:color w:val="1A1A1A"/>
           <w:lang w:val="en-US"/>
         </w:rPr>
-        <w:t>I bring a strong experimental toolkit: organic synthesis, multinuclear solid-state NMR (¹³C, ¹⁹F, ²H, ¹⁵N), single-crystal and powder X-ray diffraction (SCXRD/PXRD), fluorimetry, and DFT calculations.</w:t>
+        <w:t>I bring a strong experimental toolkit: organic synthesis, multinuclear solid-state NMR (¹³C, ¹⁹F, ³¹P, ²H, ¹⁵N), single-crystal and powder X-ray diffraction (SCXRD/PXRD), fluorimetry, and DFT calculations.</w:t>
       </w:r>
       <w:r>
         <w:rPr>
@@ -1144,7 +1144,7 @@
           <w:color w:val="000000" w:themeColor="text1"/>
           <w:lang w:val="en-US"/>
         </w:rPr>
-        <w:t>: Organic synthesis, including air- and moisture-sensitive reactions (Schlenk techniques); MOF solvothermal synthesis and post-synthetic modification (PSM). Solid-state NMR (Bruker 500 MHz, double-resonance ¹H/X MAS probe): ¹³C CP-MAS with variable contact time, ¹⁹F MAS, variable-temperature ²H and ¹⁵N CP-MAS; probe tuning and matching; ²H lineshape simulation; analysis of ¹³C T₁ and solid-state ¹H and ¹⁹F relaxometry data. X-ray diffraction: SCXRD and PXRD, including variable-temperature studies and structure refinement (ShelX). Photophysics: steady-state and time-resolved fluorescence, UV–Vis absorption. Thermal analysis: hot-stage microscopy, DSC, TGA.</w:t>
+        <w:t>: Organic synthesis, including air- and moisture-sensitive reactions (Schlenk techniques); MOF solvothermal synthesis and post-synthetic modification (PSM). Solid-state NMR (Bruker 500 MHz, double-resonance ¹H/X MAS probe): ¹³C CP-MAS, ¹⁹F MAS, ³¹P, variable-temperature ²H and ¹⁵N CP-MAS; ²H lineshape simulation; DFT calculation of NMR parameters (CASTEP); analysis of ¹³C T₁ and solid-state ¹H and ¹⁹F relaxometry data. X-ray diffraction: SCXRD and PXRD, including variable-temperature studies and structure refinement (ShelX). Photophysics: steady-state and time-resolved fluorescence, UV–Vis absorption. Thermal analysis: hot-stage microscopy, DSC, TGA.</w:t>
       </w:r>
       <w:r>
         <w:rPr>
@@ -1170,7 +1170,7 @@
           <w:color w:val="000000" w:themeColor="text1"/>
           <w:lang w:val="en-US"/>
         </w:rPr>
-        <w:t xml:space="preserve"> DFT calculations (geometry optimization, electronic structure, energy profiles, PES) in Gaussian16; periodic DFT in CP2K and molecular dynamics simulations (LAMMPS) on HPC clusters. Crystallography tools: ShelX, CrystalDiffract, CCDC suite. Visualization: CrystalMaker, ChemDraw. NMR processing and simulation: TopSpin, MestreNova, NMR WebLab. AI-assisted workflows for research automation and data analysis.</w:t>
+        <w:t xml:space="preserve"> DFT calculations (geometry optimization, electronic structure, energy profiles, PES) in Gaussian16; periodic DFT in CP2K and molecular dynamics simulations (LAMMPS) on HPC clusters. Crystallography tools: ShelX, CrystalDiffract, CCDC suite. Visualization: CrystalMaker, ChemDraw. NMR processing and simulation: TopSpin, MestreNova, NMR WebLab, CASTEP. AI-assisted workflows for research automation and data analysis.</w:t>
       </w:r>
       <w:r>
         <w:rPr>

--- a/01_documentos/cv-dazaet_galicia_Manchester_ssNMR_SAE-032399.docx
+++ b/01_documentos/cv-dazaet_galicia_Manchester_ssNMR_SAE-032399.docx
@@ -1144,7 +1144,7 @@
           <w:color w:val="000000" w:themeColor="text1"/>
           <w:lang w:val="en-US"/>
         </w:rPr>
-        <w:t>: Organic synthesis, including air- and moisture-sensitive reactions (Schlenk techniques); MOF solvothermal synthesis and post-synthetic modification (PSM). Solid-state NMR (Bruker 500 MHz, double-resonance ¹H/X MAS probe): ¹³C CP-MAS, ¹⁹F MAS, ³¹P, variable-temperature ²H and ¹⁵N CP-MAS; ²H lineshape simulation; DFT calculation of NMR parameters (CASTEP); analysis of ¹³C T₁ and solid-state ¹H and ¹⁹F relaxometry data. X-ray diffraction: SCXRD and PXRD, including variable-temperature studies and structure refinement (ShelX). Photophysics: steady-state and time-resolved fluorescence, UV–Vis absorption. Thermal analysis: hot-stage microscopy, DSC, TGA.</w:t>
+        <w:t>: Organic synthesis, including air- and moisture-sensitive reactions (Schlenk techniques); MOF solvothermal synthesis and post-synthetic modification (PSM). Solid-state NMR (Bruker 500 MHz, double-resonance ¹H/X MAS probe): ¹³C CP-MAS, ¹⁹F MAS, ³¹P, variable-temperature ²H and ¹⁵N CP-MAS; ²H lineshape simulation; DFT calculation of NMR parameters; analysis of ¹³C T₁ and solid-state ¹H and ¹⁹F relaxometry data. X-ray diffraction: SCXRD and PXRD, including variable-temperature studies and structure refinement (ShelX). Photophysics: steady-state and time-resolved fluorescence, UV–Vis absorption. Thermal analysis: hot-stage microscopy, DSC, TGA.</w:t>
       </w:r>
       <w:r>
         <w:rPr>
@@ -1170,7 +1170,7 @@
           <w:color w:val="000000" w:themeColor="text1"/>
           <w:lang w:val="en-US"/>
         </w:rPr>
-        <w:t xml:space="preserve"> DFT calculations (geometry optimization, electronic structure, energy profiles, PES) in Gaussian16; periodic DFT in CP2K and molecular dynamics simulations (LAMMPS) on HPC clusters. Crystallography tools: ShelX, CrystalDiffract, CCDC suite. Visualization: CrystalMaker, ChemDraw. NMR processing and simulation: TopSpin, MestreNova, NMR WebLab, CASTEP. AI-assisted workflows for research automation and data analysis.</w:t>
+        <w:t xml:space="preserve"> DFT calculations (geometry optimization, electronic structure, energy profiles, PES) in Gaussian16; periodic DFT in CP2K and molecular dynamics simulations (LAMMPS) on HPC clusters. Crystallography tools: ShelX, CrystalDiffract, CCDC suite. Visualization: CrystalMaker, ChemDraw. NMR processing and simulation: TopSpin, MestreNova, NMR WebLab, Spinach. AI-assisted workflows for research automation and data analysis.</w:t>
       </w:r>
       <w:r>
         <w:rPr>

--- a/01_documentos/cv-dazaet_galicia_Manchester_ssNMR_SAE-032399.docx
+++ b/01_documentos/cv-dazaet_galicia_Manchester_ssNMR_SAE-032399.docx
@@ -1144,7 +1144,7 @@
           <w:color w:val="000000" w:themeColor="text1"/>
           <w:lang w:val="en-US"/>
         </w:rPr>
-        <w:t>: Organic synthesis, including air- and moisture-sensitive reactions (Schlenk techniques); MOF solvothermal synthesis and post-synthetic modification (PSM). Solid-state NMR (Bruker 500 MHz, double-resonance ¹H/X MAS probe): ¹³C CP-MAS, ¹⁹F MAS, ³¹P, variable-temperature ²H and ¹⁵N CP-MAS; ²H lineshape simulation; DFT calculation of NMR parameters; analysis of ¹³C T₁ and solid-state ¹H and ¹⁹F relaxometry data. X-ray diffraction: SCXRD and PXRD, including variable-temperature studies and structure refinement (ShelX). Photophysics: steady-state and time-resolved fluorescence, UV–Vis absorption. Thermal analysis: hot-stage microscopy, DSC, TGA.</w:t>
+        <w:t>: Organic synthesis, including air- and moisture-sensitive reactions (Schlenk techniques); MOF solvothermal synthesis and post-synthetic modification (PSM). Solid-state NMR (Bruker 500 MHz, double-resonance ¹H/X MAS probe): ¹³C CP-MAS, ¹⁹F MAS, ³¹P, variable-temperature ²H and ¹⁵N CP-MAS; ²H lineshape simulation; DFT calculation of NMR parameters (CP2K); analysis of ¹³C T₁ and solid-state ¹H and ¹⁹F relaxometry data. X-ray diffraction: SCXRD and PXRD, including variable-temperature studies and structure refinement (ShelX). Photophysics: steady-state and time-resolved fluorescence, UV–Vis absorption. Thermal analysis: hot-stage microscopy, DSC, TGA.</w:t>
       </w:r>
       <w:r>
         <w:rPr>
